--- a/Đề thi Phục Hình Tháo Lắp RHM/RHM K47.docx
+++ b/Đề thi Phục Hình Tháo Lắp RHM/RHM K47.docx
@@ -664,7 +664,7 @@
         <w:rPr>
           <w:b/>
         </w:rPr>
-        <w:t>Đáp án: C</w:t>
+        <w:t>Đáp án: B (AI làm đáp án — đề gốc khoanh C. Độ 3)</w:t>
       </w:r>
     </w:p>
     <w:p>
@@ -675,7 +675,7 @@
         <w:t xml:space="preserve">Ghi chú: </w:t>
       </w:r>
       <w:r>
-        <w:t>Đề khoanh C nhưng có đánh dấu nghi vấn bên cạnh. Kết quả tuỳ thang phân độ: theo thang "độ 1 &lt; 1mm" thì 0,7mm là độ 1; theo Miller (độ 2 ≤ 1mm) thì là độ 2 — nên đối chiếu lại giáo trình.</w:t>
+        <w:t>Giáo trình PHTL (Bài 2, mục 3.4.8): độ 1 lung lay cảm thấy bằng tay; độ 2 lung lay thấy bằng mắt, hơn 0,5 mm; độ 3 hơn 1 mm; độ 4 lung lay chiều đứng. Lung lay 0,7 mm thấy bằng mắt thường → độ 2.</w:t>
       </w:r>
     </w:p>
     <w:p>
@@ -991,7 +991,7 @@
         <w:rPr>
           <w:b/>
         </w:rPr>
-        <w:t>Đáp án: chưa có</w:t>
+        <w:t>Đáp án: C</w:t>
       </w:r>
     </w:p>
     <w:p>
@@ -1002,7 +1002,7 @@
         <w:t xml:space="preserve">Ghi chú: </w:t>
       </w:r>
       <w:r>
-        <w:t>Đề khoanh C và gạch D. Theo giải phẫu, vùng đường nối giữa xương hàm trên có niêm mạc mỏng, gần như không có mô liên kết dưới niêm mạc (nên dễ đau, phải giảm nén — xem các câu điền khuyết về đường nối giữa); đáp án chưa chắc chắn nên để trống.</w:t>
+        <w:t>Đề khoanh C và gạch D. Giáo trình PHTL (Bài 19, mục 1.1.2): các vân khẩu cái có niêm mạc dày, không có mô dưới niêm mạc; vùng đường giữa niêm mạc mỏng; vùng Schroder nhiều mô mỡ, mô tuyến.</w:t>
       </w:r>
     </w:p>
     <w:p>
@@ -1408,7 +1408,7 @@
         <w:t xml:space="preserve">Ghi chú: </w:t>
       </w:r>
       <w:r>
-        <w:t>Đề khoanh C. Kennedy chỉ có 4 loại (I–IV); loại V, VI là của Applegate. Với sơ đồ chỉ còn 2 răng cửa giữa, hai bên mất răng tới cuối cung thì theo Kennedy là loại I (biến thể theo các vùng mất răng phụ). Nên đối chiếu thêm.</w:t>
+        <w:t>Giáo trình PHTL (Bài 3, mục 4.2): ngoài 4 loại căn bản, Kennedy còn 2 loại đặc biệt cho mất răng gần toàn bộ — loại V: mất răng một bên trên đoạn rất rộng chỉ còn 1–2 răng cối; loại VI: mất răng hai bên trên đoạn rất rộng chỉ còn 1–2 răng chia đôi đoạn mất răng. Sơ đồ chỉ còn 2 răng cửa giữa → loại VI.</w:t>
       </w:r>
     </w:p>
     <w:p>
@@ -3402,7 +3402,7 @@
         <w:t xml:space="preserve">Ghi chú: </w:t>
       </w:r>
       <w:r>
-        <w:t>Đề RHM K41 (câu 11) cũng chọn răng cửa giữa; đề RHM K40 (câu 27) khoanh răng cối lớn.</w:t>
+        <w:t>Giáo trình PHTL (Bài 6, câu tự lượng giá 8 – đáp án A; Bài 30): răng cửa giữa chọn theo cấu trúc xương mặt. Đề RHM K40 (câu 27) khoanh răng cối lớn.</w:t>
       </w:r>
     </w:p>
     <w:p>
@@ -4113,7 +4113,18 @@
         <w:rPr>
           <w:b/>
         </w:rPr>
-        <w:t>Đáp án: D</w:t>
+        <w:t>Đáp án: A (AI làm đáp án — đề gốc khoanh D. A và B đúng)</w:t>
+      </w:r>
+    </w:p>
+    <w:p>
+      <w:r>
+        <w:rPr>
+          <w:b/>
+        </w:rPr>
+        <w:t xml:space="preserve">Ghi chú: </w:t>
+      </w:r>
+      <w:r>
+        <w:t>Giáo trình PHTL (Bài 7, mục 2.4.1): tỷ lệ bột/nước nhựa theo chỉ dẫn nhà sản xuất; cho NƯỚC nhựa vào hũ trước rồi mới thêm bột — B làm ngược lại (cho nước vào hũ có sẵn bột) nên sai; C sai vì phải đậy nắp. Chỉ A đúng.</w:t>
       </w:r>
     </w:p>
     <w:p>
@@ -4196,6 +4207,17 @@
       </w:r>
     </w:p>
     <w:p>
+      <w:r>
+        <w:rPr>
+          <w:b/>
+        </w:rPr>
+        <w:t xml:space="preserve">Ghi chú: </w:t>
+      </w:r>
+      <w:r>
+        <w:t>Giáo trình PHTL (Bài 7, mục 2.5–2.7): cưa đế mẫu hàm làm nhiều miếng nhỏ, dùng dao tách dần hàm giả khỏi thạch cao, dùng búa gỗ gõ để tách khối thạch cao khỏi múp. Đề khoanh D (có dấu hỏi bên cạnh).</w:t>
+      </w:r>
+    </w:p>
+    <w:p>
       <w:pPr>
         <w:keepNext/>
         <w:spacing w:before="140"/>
@@ -4598,7 +4620,7 @@
         <w:t xml:space="preserve">Ghi chú: </w:t>
       </w:r>
       <w:r>
-        <w:t>Đề không khoanh rõ câu này; đáp án theo đề RHM K43 (câu 59, cùng câu hỏi).</w:t>
+        <w:t>Đề không khoanh rõ câu này. Giáo trình PHTL (Bài 8, mục 2.2): tái khám mỗi 6 tháng. Đề RHM K43 (câu 59) cũng chọn 6 tháng.</w:t>
       </w:r>
     </w:p>
     <w:p>
@@ -4914,7 +4936,18 @@
         <w:rPr>
           <w:b/>
         </w:rPr>
-        <w:t>Đáp án: A</w:t>
+        <w:t>Đáp án: D (AI làm đáp án — đề gốc khoanh A. Dư bờ hàm)</w:t>
+      </w:r>
+    </w:p>
+    <w:p>
+      <w:r>
+        <w:rPr>
+          <w:b/>
+        </w:rPr>
+        <w:t xml:space="preserve">Ghi chú: </w:t>
+      </w:r>
+      <w:r>
+        <w:t>Giáo trình PHTL (Bài 8, mục 3.4.1 và câu tự lượng giá 5 – đáp án D): đau tại chỗ có thể do dư bờ hàm, nướu giả lẹm quá mức, mặt tiếp xúc niêm mạc không chính xác, điểm chạm sớm, hư hỏng móc, bệnh nhân tháo lắp hàm không đúng hướng → cả 3 ý đều đúng.</w:t>
       </w:r>
     </w:p>
     <w:p>
@@ -4993,7 +5026,18 @@
         <w:rPr>
           <w:b/>
         </w:rPr>
-        <w:t>Đáp án: A</w:t>
+        <w:t>Đáp án: B (AI làm đáp án — đề gốc khoanh A. Nước bọt tiết nhiều)</w:t>
+      </w:r>
+    </w:p>
+    <w:p>
+      <w:r>
+        <w:rPr>
+          <w:b/>
+        </w:rPr>
+        <w:t xml:space="preserve">Ghi chú: </w:t>
+      </w:r>
+      <w:r>
+        <w:t>Giáo trình PHTL (Bài 8, mục 3.4.5): không mang được hàm giả (hàm trên) thường do tăng nhạy cảm ở vùng khẩu cái sau gây phản xạ nôn; nước bọt nhiều, vị kim loại chỉ là than phiền tạm thời (mục 3.4.6).</w:t>
       </w:r>
     </w:p>
     <w:sectPr>

--- a/Đề thi Phục Hình Tháo Lắp RHM/RHM K47.docx
+++ b/Đề thi Phục Hình Tháo Lắp RHM/RHM K47.docx
@@ -4203,7 +4203,7 @@
         <w:rPr>
           <w:b/>
         </w:rPr>
-        <w:t>Đáp án: D</w:t>
+        <w:t>Đáp án: A (AI làm đáp án — đề gốc khoanh D. Tất cả đều đúng)</w:t>
       </w:r>
     </w:p>
     <w:p>
@@ -4214,7 +4214,7 @@
         <w:t xml:space="preserve">Ghi chú: </w:t>
       </w:r>
       <w:r>
-        <w:t>Giáo trình PHTL (Bài 7, mục 2.5–2.7): cưa đế mẫu hàm làm nhiều miếng nhỏ, dùng dao tách dần hàm giả khỏi thạch cao, dùng búa gỗ gõ để tách khối thạch cao khỏi múp. Đề khoanh D (có dấu hỏi bên cạnh).</w:t>
+        <w:t>Giáo trình PHTL (Bài 7, mục 2.7): gỡ hàm nhựa ra khỏi mẫu hàm bằng cách cưa đế mẫu hàm làm nhiều miếng nhỏ, lấy từ từ thạch cao. Búa gỗ chỉ dùng để tách múp và gõ khối thạch cao ra khỏi múp (mục 2.5), không dùng gõ cho mẫu hàm bể — nên D "Tất cả đều đúng" không khớp giáo trình.</w:t>
       </w:r>
     </w:p>
     <w:p>

--- a/Đề thi Phục Hình Tháo Lắp RHM/RHM K47.docx
+++ b/Đề thi Phục Hình Tháo Lắp RHM/RHM K47.docx
@@ -1002,7 +1002,7 @@
         <w:t xml:space="preserve">Ghi chú: </w:t>
       </w:r>
       <w:r>
-        <w:t>Đề khoanh C và gạch D. Giáo trình PHTL (Bài 19, mục 1.1.2): các vân khẩu cái có niêm mạc dày, không có mô dưới niêm mạc; vùng đường giữa niêm mạc mỏng; vùng Schroder nhiều mô mỡ, mô tuyến.</w:t>
+        <w:t>Đề khoanh “Vân khẩu cái” và gạch “Đường nối giữa”. Giáo trình PHTL (Bài 19, mục 1.1.2): các vân khẩu cái có niêm mạc dày, không có mô dưới niêm mạc; vùng đường giữa niêm mạc mỏng; vùng Schroder nhiều mô mỡ, mô tuyến.</w:t>
       </w:r>
     </w:p>
     <w:p>
@@ -1739,7 +1739,7 @@
         <w:t xml:space="preserve">Ghi chú: </w:t>
       </w:r>
       <w:r>
-        <w:t>Đề gạch A, C và khoanh B. Đề RHM K40 (câu 47) và K43 (câu 13) có hình tương tự, chọn "Loại III, biến thể 1".</w:t>
+        <w:t>Đề gạch “Loại IV, biến thể 1”, “Loại IV, biến thể 2” và khoanh “Loại III, biến thể 1”. Đề RHM K40 (câu 47) và K43 (câu 13) có hình tương tự, chọn "Loại III, biến thể 1".</w:t>
       </w:r>
     </w:p>
     <w:p>
@@ -3402,7 +3402,7 @@
         <w:t xml:space="preserve">Ghi chú: </w:t>
       </w:r>
       <w:r>
-        <w:t>Giáo trình PHTL (Bài 6, câu tự lượng giá 8 – đáp án A; Bài 30): răng cửa giữa chọn theo cấu trúc xương mặt. Đề RHM K40 (câu 27) khoanh răng cối lớn.</w:t>
+        <w:t>Giáo trình PHTL (Bài 6, câu tự lượng giá 8 – đáp án “Răng cửa giữa”; Bài 30): răng cửa giữa chọn theo cấu trúc xương mặt. Đề RHM K40 (câu 27) khoanh răng cối lớn.</w:t>
       </w:r>
     </w:p>
     <w:p>
@@ -4124,7 +4124,7 @@
         <w:t xml:space="preserve">Ghi chú: </w:t>
       </w:r>
       <w:r>
-        <w:t>Giáo trình PHTL (Bài 7, mục 2.4.1): tỷ lệ bột/nước nhựa theo chỉ dẫn nhà sản xuất; cho NƯỚC nhựa vào hũ trước rồi mới thêm bột — B làm ngược lại (cho nước vào hũ có sẵn bột) nên sai; C sai vì phải đậy nắp. Chỉ A đúng.</w:t>
+        <w:t>Giáo trình PHTL (Bài 7, mục 2.4.1): tỷ lệ bột/nước nhựa theo chỉ dẫn nhà sản xuất; cho NƯỚC nhựa vào hũ trước rồi mới thêm bột — “Cho lượng nước nhựa vào hủ trộn có sẵn nhựa đã được đong sẵn” làm ngược lại (cho nước vào hũ có sẵn bột) nên sai; “Mở nắp hủ trộn cho hơi của nước nhựa thoát ra ngoài” sai vì phải đậy nắp. Chỉ “Tuân thủ tỉ lệ bột nước do nhà sản xuất đưa ra” đúng.</w:t>
       </w:r>
     </w:p>
     <w:p>
@@ -4214,7 +4214,7 @@
         <w:t xml:space="preserve">Ghi chú: </w:t>
       </w:r>
       <w:r>
-        <w:t>Giáo trình PHTL (Bài 7, mục 2.7): gỡ hàm nhựa ra khỏi mẫu hàm bằng cách cưa đế mẫu hàm làm nhiều miếng nhỏ, lấy từ từ thạch cao. Búa gỗ chỉ dùng để tách múp và gõ khối thạch cao ra khỏi múp (mục 2.5), không dùng gõ cho mẫu hàm bể — nên D "Tất cả đều đúng" không khớp giáo trình.</w:t>
+        <w:t>Giáo trình PHTL (Bài 7, mục 2.7): gỡ hàm nhựa ra khỏi mẫu hàm bằng cách cưa đế mẫu hàm làm nhiều miếng nhỏ, lấy từ từ thạch cao. Búa gỗ chỉ dùng để tách múp và gõ khối thạch cao ra khỏi múp (mục 2.5), không dùng gõ cho mẫu hàm bể — nên “Tất cả đều đúng” không khớp giáo trình.</w:t>
       </w:r>
     </w:p>
     <w:p>
@@ -4947,7 +4947,7 @@
         <w:t xml:space="preserve">Ghi chú: </w:t>
       </w:r>
       <w:r>
-        <w:t>Giáo trình PHTL (Bài 8, mục 3.4.1 và câu tự lượng giá 5 – đáp án D): đau tại chỗ có thể do dư bờ hàm, nướu giả lẹm quá mức, mặt tiếp xúc niêm mạc không chính xác, điểm chạm sớm, hư hỏng móc, bệnh nhân tháo lắp hàm không đúng hướng → cả 3 ý đều đúng.</w:t>
+        <w:t>Giáo trình PHTL (Bài 8, mục 3.4.1 và câu tự lượng giá 5 – đáp án “Tất cả đều đúng”): đau tại chỗ có thể do dư bờ hàm, nướu giả lẹm quá mức, mặt tiếp xúc niêm mạc không chính xác, điểm chạm sớm, hư hỏng móc, bệnh nhân tháo lắp hàm không đúng hướng → cả 3 ý đều đúng.</w:t>
       </w:r>
     </w:p>
     <w:p>

--- a/Đề thi Phục Hình Tháo Lắp RHM/RHM K47.docx
+++ b/Đề thi Phục Hình Tháo Lắp RHM/RHM K47.docx
@@ -664,18 +664,18 @@
         <w:rPr>
           <w:b/>
         </w:rPr>
-        <w:t>Đáp án: B (AI làm đáp án — đề gốc khoanh C. Độ 3)</w:t>
-      </w:r>
-    </w:p>
-    <w:p>
-      <w:r>
-        <w:rPr>
-          <w:b/>
-        </w:rPr>
-        <w:t xml:space="preserve">Ghi chú: </w:t>
-      </w:r>
-      <w:r>
-        <w:t>Giáo trình PHTL (Bài 2, mục 3.4.8): độ 1 lung lay cảm thấy bằng tay; độ 2 lung lay thấy bằng mắt, hơn 0,5 mm; độ 3 hơn 1 mm; độ 4 lung lay chiều đứng. Lung lay 0,7 mm thấy bằng mắt thường → độ 2.</w:t>
+        <w:t>Đáp án: B (AI làm đáp án — đề gốc chọn C. Độ 3)</w:t>
+      </w:r>
+    </w:p>
+    <w:p>
+      <w:r>
+        <w:rPr>
+          <w:b/>
+        </w:rPr>
+        <w:t xml:space="preserve">Giải thích: </w:t>
+      </w:r>
+      <w:r>
+        <w:t>Giáo trình chia độ lung lay răng khi khám: độ 1 – lung lay chỉ cảm thấy bằng tay; độ 2 – lung lay thấy được bằng mắt, biên độ hơn 0,5 mm; độ 3 – lung lay hơn 1 mm; độ 4 – lung lay theo chiều thẳng đứng, răng không còn chức năng. Răng 46 lung lay khoảng 0,7 mm, nhìn thấy bằng mắt thường, tức là hơn 0,5 mm nhưng chưa tới 1 mm → độ 2. (Giáo trình PHTL, Bài 2 – Khám bệnh nhân, mục 3.4.8)</w:t>
       </w:r>
     </w:p>
     <w:p>
@@ -999,10 +999,10 @@
         <w:rPr>
           <w:b/>
         </w:rPr>
-        <w:t xml:space="preserve">Ghi chú: </w:t>
-      </w:r>
-      <w:r>
-        <w:t>Đề khoanh “Vân khẩu cái” và gạch “Đường nối giữa”. Giáo trình PHTL (Bài 19, mục 1.1.2): các vân khẩu cái có niêm mạc dày, không có mô dưới niêm mạc; vùng đường giữa niêm mạc mỏng; vùng Schroder nhiều mô mỡ, mô tuyến.</w:t>
+        <w:t xml:space="preserve">Giải thích: </w:t>
+      </w:r>
+      <w:r>
+        <w:t>Giáo trình chia vòm miệng theo khả năng chịu lực nén. Vùng chịu được lực nén nhiều gồm các vân khẩu cái (niêm mạc dày, không có mô dưới niêm mạc) và sống hàm (niêm mạc dày, dính chắc vào xương); ở những vùng này niêm mạc không bị biến dạng nên lực nén truyền thẳng xuống xương. Vì vậy vân khẩu cái là vùng có ít mô liên kết dưới niêm mạc nhất. (Giáo trình PHTL, Bài 19, mục 1.1.2)</w:t>
       </w:r>
     </w:p>
     <w:p>
@@ -1405,10 +1405,10 @@
         <w:rPr>
           <w:b/>
         </w:rPr>
-        <w:t xml:space="preserve">Ghi chú: </w:t>
-      </w:r>
-      <w:r>
-        <w:t>Giáo trình PHTL (Bài 3, mục 4.2): ngoài 4 loại căn bản, Kennedy còn 2 loại đặc biệt cho mất răng gần toàn bộ — loại V: mất răng một bên trên đoạn rất rộng chỉ còn 1–2 răng cối; loại VI: mất răng hai bên trên đoạn rất rộng chỉ còn 1–2 răng chia đôi đoạn mất răng. Sơ đồ chỉ còn 2 răng cửa giữa → loại VI.</w:t>
+        <w:t xml:space="preserve">Giải thích: </w:t>
+      </w:r>
+      <w:r>
+        <w:t>Ngoài 4 loại căn bản, Kennedy còn 2 loại đặc biệt dành cho trường hợp mất răng gần toàn bộ: loại V – mất răng một bên trên một đoạn rất rộng, chỉ còn lại 1–2 răng cối; loại VI – mất răng hai bên trên một đoạn rất rộng, chỉ còn lại 1–2 răng chia đôi đoạn mất răng. Sơ đồ chỉ còn hai răng cửa giữa nằm ở giữa cung, chia đôi đoạn mất răng hai bên → loại VI. (Giáo trình PHTL, Bài 3, mục 4.2)</w:t>
       </w:r>
     </w:p>
     <w:p>
@@ -1610,10 +1610,21 @@
         <w:rPr>
           <w:b/>
         </w:rPr>
-        <w:t xml:space="preserve">Ghi chú: </w:t>
-      </w:r>
-      <w:r>
-        <w:t>Cùng hình này, đề RHM K40 (câu 46) và K43 (câu 11) cũng chọn "Loại II, biến thể 2".</w:t>
+        <w:t xml:space="preserve">Giải thích: </w:t>
+      </w:r>
+      <w:r>
+        <w:t>Trong hình, một bên mất hết răng sau tới cuối cung (không còn răng giới hạn phía xa) → theo Kennedy là loại II (mất răng sau một bên). Bên còn lại có 2 khoảng mất răng có răng giới hạn hai đầu; mỗi khoảng mất răng thêm vào là một biến thể → loại II, biến thể 2. (Giáo trình PHTL, Bài 3, mục 4.1–4.2)</w:t>
+      </w:r>
+    </w:p>
+    <w:p>
+      <w:r>
+        <w:rPr>
+          <w:b/>
+        </w:rPr>
+        <w:t xml:space="preserve">Ghi chú bản scan: </w:t>
+      </w:r>
+      <w:r>
+        <w:t>Đề RHM K40 (câu 46), K41 (câu 9) và K43 (câu 11) dùng cùng hình và đều chọn “Loại II, biến thể 2”.</w:t>
       </w:r>
     </w:p>
     <w:p>
@@ -1736,10 +1747,21 @@
         <w:rPr>
           <w:b/>
         </w:rPr>
-        <w:t xml:space="preserve">Ghi chú: </w:t>
-      </w:r>
-      <w:r>
-        <w:t>Đề gạch “Loại IV, biến thể 1”, “Loại IV, biến thể 2” và khoanh “Loại III, biến thể 1”. Đề RHM K40 (câu 47) và K43 (câu 13) có hình tương tự, chọn "Loại III, biến thể 1".</w:t>
+        <w:t xml:space="preserve">Giải thích: </w:t>
+      </w:r>
+      <w:r>
+        <w:t>Trong hình, các vùng mất răng đều có răng giới hạn ở hai đầu, không có vùng mất răng tự do phía sau. Theo Kennedy, vùng mất răng có răng kẹp hai đầu là loại III; vùng mất răng còn lại tính là một khoảng phụ → loại III, biến thể 1. (Giáo trình PHTL, Bài 3, mục 4.1–4.2)</w:t>
+      </w:r>
+    </w:p>
+    <w:p>
+      <w:r>
+        <w:rPr>
+          <w:b/>
+        </w:rPr>
+        <w:t xml:space="preserve">Ghi chú bản scan: </w:t>
+      </w:r>
+      <w:r>
+        <w:t>Đề RHM K40 (câu 47) và K43 (câu 13) có hình tương tự và chọn “Loại III, biến thể 1”.</w:t>
       </w:r>
     </w:p>
     <w:p>
@@ -3399,10 +3421,10 @@
         <w:rPr>
           <w:b/>
         </w:rPr>
-        <w:t xml:space="preserve">Ghi chú: </w:t>
-      </w:r>
-      <w:r>
-        <w:t>Giáo trình PHTL (Bài 6, câu tự lượng giá 8 – đáp án “Răng cửa giữa”; Bài 30): răng cửa giữa chọn theo cấu trúc xương mặt. Đề RHM K40 (câu 27) khoanh răng cối lớn.</w:t>
+        <w:t xml:space="preserve">Giải thích: </w:t>
+      </w:r>
+      <w:r>
+        <w:t>Răng cửa giữa hàm trên là răng ảnh hưởng thẩm mỹ nhiều nhất, được chọn theo cấu trúc xương mặt và độ cong phần mềm của khuôn mặt. Hình dáng răng cửa giữa ngược với hình dáng khuôn mặt; có 4 loại khuôn mặt: vuông, tam giác, bầu dục và hỗn hợp, đồng thời răng phải hài hòa với dáng mũi và khuôn mặt nhìn nghiêng. Câu tự lượng giá 8 của Bài 6 cũng có đáp án “Răng cửa giữa”. (Giáo trình PHTL, Bài 30, mục 1.1.1; Bài 6, câu tự lượng giá 8)</w:t>
       </w:r>
     </w:p>
     <w:p>
@@ -4113,18 +4135,18 @@
         <w:rPr>
           <w:b/>
         </w:rPr>
-        <w:t>Đáp án: A (AI làm đáp án — đề gốc khoanh D. A và B đúng)</w:t>
-      </w:r>
-    </w:p>
-    <w:p>
-      <w:r>
-        <w:rPr>
-          <w:b/>
-        </w:rPr>
-        <w:t xml:space="preserve">Ghi chú: </w:t>
-      </w:r>
-      <w:r>
-        <w:t>Giáo trình PHTL (Bài 7, mục 2.4.1): tỷ lệ bột/nước nhựa theo chỉ dẫn nhà sản xuất; cho NƯỚC nhựa vào hũ trước rồi mới thêm bột — “Cho lượng nước nhựa vào hủ trộn có sẵn nhựa đã được đong sẵn” làm ngược lại (cho nước vào hũ có sẵn bột) nên sai; “Mở nắp hủ trộn cho hơi của nước nhựa thoát ra ngoài” sai vì phải đậy nắp. Chỉ “Tuân thủ tỉ lệ bột nước do nhà sản xuất đưa ra” đúng.</w:t>
+        <w:t>Đáp án: A (AI làm đáp án — đề gốc chọn D. A và B đúng)</w:t>
+      </w:r>
+    </w:p>
+    <w:p>
+      <w:r>
+        <w:rPr>
+          <w:b/>
+        </w:rPr>
+        <w:t xml:space="preserve">Giải thích: </w:t>
+      </w:r>
+      <w:r>
+        <w:t>Tỷ lệ bột nhựa và nước nhựa quyết định chất lượng nhựa nên phải theo chỉ dẫn của nhà sản xuất, thường là 3 thể tích bột trộn với 1 thể tích nước. Cách trộn: cho nước nhựa vào hũ sứ trước, rồi thêm bột cho tới khi nước thấm hết bột, dùng cây trộn trộn đều; đậy nắp hũ để tránh bay hơi nước nhựa. Khi nhựa dẻo và không còn dính vào thành hũ là lúc sẵn sàng ép; ép sớm thì hàm sẽ bị bọt. (Giáo trình PHTL, Bài 7, mục 2.4.1)</w:t>
       </w:r>
     </w:p>
     <w:p>
@@ -4203,18 +4225,18 @@
         <w:rPr>
           <w:b/>
         </w:rPr>
-        <w:t>Đáp án: A (AI làm đáp án — đề gốc khoanh D. Tất cả đều đúng)</w:t>
-      </w:r>
-    </w:p>
-    <w:p>
-      <w:r>
-        <w:rPr>
-          <w:b/>
-        </w:rPr>
-        <w:t xml:space="preserve">Ghi chú: </w:t>
-      </w:r>
-      <w:r>
-        <w:t>Giáo trình PHTL (Bài 7, mục 2.7): gỡ hàm nhựa ra khỏi mẫu hàm bằng cách cưa đế mẫu hàm làm nhiều miếng nhỏ, lấy từ từ thạch cao. Búa gỗ chỉ dùng để tách múp và gõ khối thạch cao ra khỏi múp (mục 2.5), không dùng gõ cho mẫu hàm bể — nên “Tất cả đều đúng” không khớp giáo trình.</w:t>
+        <w:t>Đáp án: A (AI làm đáp án — đề gốc chọn D. Tất cả đều đúng)</w:t>
+      </w:r>
+    </w:p>
+    <w:p>
+      <w:r>
+        <w:rPr>
+          <w:b/>
+        </w:rPr>
+        <w:t xml:space="preserve">Giải thích: </w:t>
+      </w:r>
+      <w:r>
+        <w:t>Sau khi nấu, để khuôn nguội rồi lấy khối thạch cao ra khỏi múp (mục 2.5) và đặt mẫu hàm trở lại giá khớp để chỉnh khớp cắn (mục 2.6). Đến bước gỡ hàm nhựa ra khỏi mẫu hàm, giáo trình hướng dẫn cưa đế mẫu hàm làm nhiều miếng nhỏ, lấy từ từ từng phần thạch cao, cẩn thận để tránh gãy hàm. (Giáo trình PHTL, Bài 7, mục 2.7)</w:t>
       </w:r>
     </w:p>
     <w:p>
@@ -4617,10 +4639,21 @@
         <w:rPr>
           <w:b/>
         </w:rPr>
-        <w:t xml:space="preserve">Ghi chú: </w:t>
-      </w:r>
-      <w:r>
-        <w:t>Đề không khoanh rõ câu này. Giáo trình PHTL (Bài 8, mục 2.2): tái khám mỗi 6 tháng. Đề RHM K43 (câu 59) cũng chọn 6 tháng.</w:t>
+        <w:t xml:space="preserve">Giải thích: </w:t>
+      </w:r>
+      <w:r>
+        <w:t>Khi giao hàm, bác sĩ dặn bệnh nhân tái khám mỗi 6 tháng, kể cả khi không có vấn đề gì. Lần tái khám giúp phát hiện sớm điểm chạm sớm, thay đổi của nền hàm do tiêu xương hoặc sự di chuyển của các răng còn lại, đồng thời kiểm tra sâu răng, viêm nướu ở răng trụ và chỉnh lại móc. (Giáo trình PHTL, Bài 8, mục 1.2.5 và 2.2)</w:t>
+      </w:r>
+    </w:p>
+    <w:p>
+      <w:r>
+        <w:rPr>
+          <w:b/>
+        </w:rPr>
+        <w:t xml:space="preserve">Ghi chú bản scan: </w:t>
+      </w:r>
+      <w:r>
+        <w:t>Đề gốc không khoanh câu này. Đề RHM K43 (câu 59) có cùng câu hỏi và chọn “6 tháng”.</w:t>
       </w:r>
     </w:p>
     <w:p>
@@ -4936,18 +4969,18 @@
         <w:rPr>
           <w:b/>
         </w:rPr>
-        <w:t>Đáp án: D (AI làm đáp án — đề gốc khoanh A. Dư bờ hàm)</w:t>
-      </w:r>
-    </w:p>
-    <w:p>
-      <w:r>
-        <w:rPr>
-          <w:b/>
-        </w:rPr>
-        <w:t xml:space="preserve">Ghi chú: </w:t>
-      </w:r>
-      <w:r>
-        <w:t>Giáo trình PHTL (Bài 8, mục 3.4.1 và câu tự lượng giá 5 – đáp án “Tất cả đều đúng”): đau tại chỗ có thể do dư bờ hàm, nướu giả lẹm quá mức, mặt tiếp xúc niêm mạc không chính xác, điểm chạm sớm, hư hỏng móc, bệnh nhân tháo lắp hàm không đúng hướng → cả 3 ý đều đúng.</w:t>
+        <w:t>Đáp án: D (AI làm đáp án — đề gốc chọn A. Dư bờ hàm)</w:t>
+      </w:r>
+    </w:p>
+    <w:p>
+      <w:r>
+        <w:rPr>
+          <w:b/>
+        </w:rPr>
+        <w:t xml:space="preserve">Giải thích: </w:t>
+      </w:r>
+      <w:r>
+        <w:t>Theo giáo trình, đau tại chỗ vùng mô mềm đang mang hàm giả có thể do sáu nguyên nhân: (1) dư bờ hàm; (2) nướu giả bị lẹm quá mức; (3) mặt tiếp xúc niêm mạc không chính xác; (4) có điểm chạm sớm ở khớp cắn, ở tư thế tĩnh hoặc khi vận động; (5) hư hỏng bất thường, như tay móc bị uốn cong khi làm vệ sinh; (6) bệnh nhân tháo, lắp hàm không đúng hướng. Cả ba ý trong câu hỏi đều thuộc danh sách này. Câu tự lượng giá 5 của Bài 8 cũng có đáp án “Tất cả đều đúng”. (Giáo trình PHTL, Bài 8, mục 3.4.1)</w:t>
       </w:r>
     </w:p>
     <w:p>
@@ -5026,18 +5059,18 @@
         <w:rPr>
           <w:b/>
         </w:rPr>
-        <w:t>Đáp án: B (AI làm đáp án — đề gốc khoanh A. Nước bọt tiết nhiều)</w:t>
-      </w:r>
-    </w:p>
-    <w:p>
-      <w:r>
-        <w:rPr>
-          <w:b/>
-        </w:rPr>
-        <w:t xml:space="preserve">Ghi chú: </w:t>
-      </w:r>
-      <w:r>
-        <w:t>Giáo trình PHTL (Bài 8, mục 3.4.5): không mang được hàm giả (hàm trên) thường do tăng nhạy cảm ở vùng khẩu cái sau gây phản xạ nôn; nước bọt nhiều, vị kim loại chỉ là than phiền tạm thời (mục 3.4.6).</w:t>
+        <w:t>Đáp án: B (AI làm đáp án — đề gốc chọn A. Nước bọt tiết nhiều)</w:t>
+      </w:r>
+    </w:p>
+    <w:p>
+      <w:r>
+        <w:rPr>
+          <w:b/>
+        </w:rPr>
+        <w:t xml:space="preserve">Giải thích: </w:t>
+      </w:r>
+      <w:r>
+        <w:t>Nếu là hàm trên, bệnh nhân không mang được hàm giả thường do tăng nhạy cảm ở vùng khẩu cái sau, gây phản xạ nôn bất thường; mặt lưng lưỡi tăng nhạy cảm cũng gây nôn nếu hàm giả chạm vào lưỡi. Cách xử lý: làm mỏng nền hàm ở khẩu cái, không phủ lên mô khẩu cái sau, tăng lưu giữ tối đa cho hàm, và hàm dưới phải chừa khoảng trống lớn nhất cho lưỡi. (Giáo trình PHTL, Bài 8, mục 3.4.5)</w:t>
       </w:r>
     </w:p>
     <w:sectPr>
